--- a/reports/r0211.docx
+++ b/reports/r0211.docx
@@ -45,7 +45,7 @@
           <w:color w:val="000000"/>
           <w:sz w:val="21"/>
         </w:rPr>
-        <w:t>■ 宁波经济总量列浙江省第二位，人均GDP约19.09万元、人均经济实力居全省前列，经济增速由6.00%回落至4.90%、有所放缓；固定资产投资连续负增长（最新-21.40%），经济动能仍有待修复。【待补充：宁波市的行政与战略定位、支柱产业及龙头企业（数据库未覆盖，需人工补充）】</w:t>
+        <w:t>■ 宁波作为计划单列市，经济总量列浙江省第二位，人均GDP约19.09万元、人均经济实力居全省前列，经济增速由6.00%回落至4.90%、有所放缓；固定资产投资连续负增长（最新-21.40%），经济动能仍有待修复。</w:t>
       </w:r>
     </w:p>
     <w:p>
@@ -75,7 +75,7 @@
           <w:color w:val="000000"/>
           <w:sz w:val="21"/>
         </w:rPr>
-        <w:t>产业结构方面，2025年宁波市三次产业结构为2.5:42:55.5。【待补充：支柱产业、主要龙头企业、对外贸易等定性描述（数据库未覆盖）】</w:t>
+        <w:t>产业结构方面，2025年宁波市三次产业结构为2.5:42:55.5，以石化、汽车制造、高端装备和港口物流为支柱，依托宁波舟山港，聚集吉利汽车、雅戈尔、均胜电子等企业。</w:t>
       </w:r>
     </w:p>
     <w:p>
